--- a/guj/docx/017.content.docx
+++ b/guj/docx/017.content.docx
@@ -461,66 +461,48 @@
           <w:lang w:val="gu_IN" w:bidi="gu_IN"/>
         </w:rPr>
       </w:r>
-      <w:hyperlink r:id="rId13">
-        <w:r>
-          <w:rPr>
-            <w:lang w:val="gu_IN" w:bidi="gu_IN"/>
-          </w:rPr>
-          <w:rPr>
-            <w:color w:val="0000EE"/>
-            <w:u w:val="single"/>
-          </w:rPr>
-          <w:t>એઝરા 5:1–2</w:t>
-        </w:r>
-      </w:hyperlink>
-    </w:p>
-    <w:p>
-      <w:pPr>
-        <w:pStyle w:val="ListBullet"/>
-        <w:spacing w:line="240" w:lineRule="auto"/>
-        <w:ind w:left="720"/>
-      </w:pPr>
-      <w:r>
-        <w:rPr>
-          <w:lang w:val="gu_IN" w:bidi="gu_IN"/>
-        </w:rPr>
-      </w:r>
-      <w:hyperlink r:id="rId14">
-        <w:r>
-          <w:rPr>
-            <w:lang w:val="gu_IN" w:bidi="gu_IN"/>
-          </w:rPr>
-          <w:rPr>
-            <w:color w:val="0000EE"/>
-            <w:u w:val="single"/>
-          </w:rPr>
-          <w:t>માથ્થી 23:34–36</w:t>
-        </w:r>
-      </w:hyperlink>
-    </w:p>
-    <w:p>
-      <w:pPr>
-        <w:pStyle w:val="ListBullet"/>
-        <w:spacing w:line="240" w:lineRule="auto"/>
-        <w:ind w:left="720"/>
-      </w:pPr>
-      <w:r>
-        <w:rPr>
-          <w:lang w:val="gu_IN" w:bidi="gu_IN"/>
-        </w:rPr>
-      </w:r>
-      <w:hyperlink r:id="rId15">
-        <w:r>
-          <w:rPr>
-            <w:lang w:val="gu_IN" w:bidi="gu_IN"/>
-          </w:rPr>
-          <w:rPr>
-            <w:color w:val="0000EE"/>
-            <w:u w:val="single"/>
-          </w:rPr>
-          <w:t>ઝખાર્યા 1:1–3</w:t>
-        </w:r>
-      </w:hyperlink>
+      <w:r>
+        <w:rPr>
+          <w:lang w:val="gu_IN" w:bidi="gu_IN"/>
+        </w:rPr>
+        <w:t>એઝરા 5:1–2</w:t>
+      </w:r>
+    </w:p>
+    <w:p>
+      <w:pPr>
+        <w:pStyle w:val="ListBullet"/>
+        <w:spacing w:line="240" w:lineRule="auto"/>
+        <w:ind w:left="720"/>
+      </w:pPr>
+      <w:r>
+        <w:rPr>
+          <w:lang w:val="gu_IN" w:bidi="gu_IN"/>
+        </w:rPr>
+      </w:r>
+      <w:r>
+        <w:rPr>
+          <w:lang w:val="gu_IN" w:bidi="gu_IN"/>
+        </w:rPr>
+        <w:t>માથ્થી 23:34–36</w:t>
+      </w:r>
+    </w:p>
+    <w:p>
+      <w:pPr>
+        <w:pStyle w:val="ListBullet"/>
+        <w:spacing w:line="240" w:lineRule="auto"/>
+        <w:ind w:left="720"/>
+      </w:pPr>
+      <w:r>
+        <w:rPr>
+          <w:lang w:val="gu_IN" w:bidi="gu_IN"/>
+        </w:rPr>
+      </w:r>
+      <w:r>
+        <w:rPr>
+          <w:lang w:val="gu_IN" w:bidi="gu_IN"/>
+        </w:rPr>
+        <w:t>ઝખાર્યા 1:1–3</w:t>
+      </w:r>
     </w:p>
     <w:p>
       <w:pPr>
@@ -769,90 +751,66 @@
           <w:lang w:val="gu_IN" w:bidi="gu_IN"/>
         </w:rPr>
       </w:r>
-      <w:hyperlink r:id="rId16">
-        <w:r>
-          <w:rPr>
-            <w:lang w:val="gu_IN" w:bidi="gu_IN"/>
-          </w:rPr>
-          <w:rPr>
-            <w:color w:val="0000EE"/>
-            <w:u w:val="single"/>
-          </w:rPr>
-          <w:t>લૂક 1:5–7</w:t>
-        </w:r>
-      </w:hyperlink>
-    </w:p>
-    <w:p>
-      <w:pPr>
-        <w:pStyle w:val="ListBullet"/>
-        <w:spacing w:line="240" w:lineRule="auto"/>
-        <w:ind w:left="720"/>
-      </w:pPr>
-      <w:r>
-        <w:rPr>
-          <w:lang w:val="gu_IN" w:bidi="gu_IN"/>
-        </w:rPr>
-      </w:r>
-      <w:hyperlink r:id="rId17">
-        <w:r>
-          <w:rPr>
-            <w:lang w:val="gu_IN" w:bidi="gu_IN"/>
-          </w:rPr>
-          <w:rPr>
-            <w:color w:val="0000EE"/>
-            <w:u w:val="single"/>
-          </w:rPr>
-          <w:t>લૂક 1:21–23</w:t>
-        </w:r>
-      </w:hyperlink>
-    </w:p>
-    <w:p>
-      <w:pPr>
-        <w:pStyle w:val="ListBullet"/>
-        <w:spacing w:line="240" w:lineRule="auto"/>
-        <w:ind w:left="720"/>
-      </w:pPr>
-      <w:r>
-        <w:rPr>
-          <w:lang w:val="gu_IN" w:bidi="gu_IN"/>
-        </w:rPr>
-      </w:r>
-      <w:hyperlink r:id="rId18">
-        <w:r>
-          <w:rPr>
-            <w:lang w:val="gu_IN" w:bidi="gu_IN"/>
-          </w:rPr>
-          <w:rPr>
-            <w:color w:val="0000EE"/>
-            <w:u w:val="single"/>
-          </w:rPr>
-          <w:t>લૂક 1:39–41</w:t>
-        </w:r>
-      </w:hyperlink>
-    </w:p>
-    <w:p>
-      <w:pPr>
-        <w:pStyle w:val="ListBullet"/>
-        <w:spacing w:line="240" w:lineRule="auto"/>
-        <w:ind w:left="720"/>
-      </w:pPr>
-      <w:r>
-        <w:rPr>
-          <w:lang w:val="gu_IN" w:bidi="gu_IN"/>
-        </w:rPr>
-      </w:r>
-      <w:hyperlink r:id="rId19">
-        <w:r>
-          <w:rPr>
-            <w:lang w:val="gu_IN" w:bidi="gu_IN"/>
-          </w:rPr>
-          <w:rPr>
-            <w:color w:val="0000EE"/>
-            <w:u w:val="single"/>
-          </w:rPr>
-          <w:t>લૂક 3:1–2</w:t>
-        </w:r>
-      </w:hyperlink>
+      <w:r>
+        <w:rPr>
+          <w:lang w:val="gu_IN" w:bidi="gu_IN"/>
+        </w:rPr>
+        <w:t>લૂક 1:5–7</w:t>
+      </w:r>
+    </w:p>
+    <w:p>
+      <w:pPr>
+        <w:pStyle w:val="ListBullet"/>
+        <w:spacing w:line="240" w:lineRule="auto"/>
+        <w:ind w:left="720"/>
+      </w:pPr>
+      <w:r>
+        <w:rPr>
+          <w:lang w:val="gu_IN" w:bidi="gu_IN"/>
+        </w:rPr>
+      </w:r>
+      <w:r>
+        <w:rPr>
+          <w:lang w:val="gu_IN" w:bidi="gu_IN"/>
+        </w:rPr>
+        <w:t>લૂક 1:21–23</w:t>
+      </w:r>
+    </w:p>
+    <w:p>
+      <w:pPr>
+        <w:pStyle w:val="ListBullet"/>
+        <w:spacing w:line="240" w:lineRule="auto"/>
+        <w:ind w:left="720"/>
+      </w:pPr>
+      <w:r>
+        <w:rPr>
+          <w:lang w:val="gu_IN" w:bidi="gu_IN"/>
+        </w:rPr>
+      </w:r>
+      <w:r>
+        <w:rPr>
+          <w:lang w:val="gu_IN" w:bidi="gu_IN"/>
+        </w:rPr>
+        <w:t>લૂક 1:39–41</w:t>
+      </w:r>
+    </w:p>
+    <w:p>
+      <w:pPr>
+        <w:pStyle w:val="ListBullet"/>
+        <w:spacing w:line="240" w:lineRule="auto"/>
+        <w:ind w:left="720"/>
+      </w:pPr>
+      <w:r>
+        <w:rPr>
+          <w:lang w:val="gu_IN" w:bidi="gu_IN"/>
+        </w:rPr>
+      </w:r>
+      <w:r>
+        <w:rPr>
+          <w:lang w:val="gu_IN" w:bidi="gu_IN"/>
+        </w:rPr>
+        <w:t>લૂક 3:1–2</w:t>
+      </w:r>
     </w:p>
     <w:p>
       <w:pPr>
@@ -1284,114 +1242,84 @@
           <w:lang w:val="gu_IN" w:bidi="gu_IN"/>
         </w:rPr>
       </w:r>
-      <w:hyperlink r:id="rId20">
-        <w:r>
-          <w:rPr>
-            <w:lang w:val="gu_IN" w:bidi="gu_IN"/>
-          </w:rPr>
-          <w:rPr>
-            <w:color w:val="0000EE"/>
-            <w:u w:val="single"/>
-          </w:rPr>
-          <w:t>લૂક 5:8–11</w:t>
-        </w:r>
-      </w:hyperlink>
-    </w:p>
-    <w:p>
-      <w:pPr>
-        <w:pStyle w:val="ListBullet"/>
-        <w:spacing w:line="240" w:lineRule="auto"/>
-        <w:ind w:left="720"/>
-      </w:pPr>
-      <w:r>
-        <w:rPr>
-          <w:lang w:val="gu_IN" w:bidi="gu_IN"/>
-        </w:rPr>
-      </w:r>
-      <w:hyperlink r:id="rId21">
-        <w:r>
-          <w:rPr>
-            <w:lang w:val="gu_IN" w:bidi="gu_IN"/>
-          </w:rPr>
-          <w:rPr>
-            <w:color w:val="0000EE"/>
-            <w:u w:val="single"/>
-          </w:rPr>
-          <w:t>માર્ક 1:19–20</w:t>
-        </w:r>
-      </w:hyperlink>
-    </w:p>
-    <w:p>
-      <w:pPr>
-        <w:pStyle w:val="ListBullet"/>
-        <w:spacing w:line="240" w:lineRule="auto"/>
-        <w:ind w:left="720"/>
-      </w:pPr>
-      <w:r>
-        <w:rPr>
-          <w:lang w:val="gu_IN" w:bidi="gu_IN"/>
-        </w:rPr>
-      </w:r>
-      <w:hyperlink r:id="rId22">
-        <w:r>
-          <w:rPr>
-            <w:lang w:val="gu_IN" w:bidi="gu_IN"/>
-          </w:rPr>
-          <w:rPr>
-            <w:color w:val="0000EE"/>
-            <w:u w:val="single"/>
-          </w:rPr>
-          <w:t>માથ્થી 4:21–22</w:t>
-        </w:r>
-      </w:hyperlink>
-    </w:p>
-    <w:p>
-      <w:pPr>
-        <w:pStyle w:val="ListBullet"/>
-        <w:spacing w:line="240" w:lineRule="auto"/>
-        <w:ind w:left="720"/>
-      </w:pPr>
-      <w:r>
-        <w:rPr>
-          <w:lang w:val="gu_IN" w:bidi="gu_IN"/>
-        </w:rPr>
-      </w:r>
-      <w:hyperlink r:id="rId23">
-        <w:r>
-          <w:rPr>
-            <w:lang w:val="gu_IN" w:bidi="gu_IN"/>
-          </w:rPr>
-          <w:rPr>
-            <w:color w:val="0000EE"/>
-            <w:u w:val="single"/>
-          </w:rPr>
-          <w:t>માથ્થી 20:20–21</w:t>
-        </w:r>
-      </w:hyperlink>
-    </w:p>
-    <w:p>
-      <w:pPr>
-        <w:pStyle w:val="ListBullet"/>
-        <w:spacing w:line="240" w:lineRule="auto"/>
-        <w:ind w:left="720"/>
-      </w:pPr>
-      <w:r>
-        <w:rPr>
-          <w:lang w:val="gu_IN" w:bidi="gu_IN"/>
-        </w:rPr>
-      </w:r>
-      <w:hyperlink r:id="rId24">
-        <w:r>
-          <w:rPr>
-            <w:lang w:val="gu_IN" w:bidi="gu_IN"/>
-          </w:rPr>
-          <w:rPr>
-            <w:color w:val="0000EE"/>
-            <w:u w:val="single"/>
-          </w:rPr>
-          <w:t>માથ્થી 26:36–38</w:t>
-        </w:r>
-      </w:hyperlink>
+      <w:r>
+        <w:rPr>
+          <w:lang w:val="gu_IN" w:bidi="gu_IN"/>
+        </w:rPr>
+        <w:t>લૂક 5:8–11</w:t>
+      </w:r>
+    </w:p>
+    <w:p>
+      <w:pPr>
+        <w:pStyle w:val="ListBullet"/>
+        <w:spacing w:line="240" w:lineRule="auto"/>
+        <w:ind w:left="720"/>
+      </w:pPr>
+      <w:r>
+        <w:rPr>
+          <w:lang w:val="gu_IN" w:bidi="gu_IN"/>
+        </w:rPr>
+      </w:r>
+      <w:r>
+        <w:rPr>
+          <w:lang w:val="gu_IN" w:bidi="gu_IN"/>
+        </w:rPr>
+        <w:t>માર્ક 1:19–20</w:t>
+      </w:r>
+    </w:p>
+    <w:p>
+      <w:pPr>
+        <w:pStyle w:val="ListBullet"/>
+        <w:spacing w:line="240" w:lineRule="auto"/>
+        <w:ind w:left="720"/>
+      </w:pPr>
+      <w:r>
+        <w:rPr>
+          <w:lang w:val="gu_IN" w:bidi="gu_IN"/>
+        </w:rPr>
+      </w:r>
+      <w:r>
+        <w:rPr>
+          <w:lang w:val="gu_IN" w:bidi="gu_IN"/>
+        </w:rPr>
+        <w:t>માથ્થી 4:21–22</w:t>
+      </w:r>
+    </w:p>
+    <w:p>
+      <w:pPr>
+        <w:pStyle w:val="ListBullet"/>
+        <w:spacing w:line="240" w:lineRule="auto"/>
+        <w:ind w:left="720"/>
+      </w:pPr>
+      <w:r>
+        <w:rPr>
+          <w:lang w:val="gu_IN" w:bidi="gu_IN"/>
+        </w:rPr>
+      </w:r>
+      <w:r>
+        <w:rPr>
+          <w:lang w:val="gu_IN" w:bidi="gu_IN"/>
+        </w:rPr>
+        <w:t>માથ્થી 20:20–21</w:t>
+      </w:r>
+    </w:p>
+    <w:p>
+      <w:pPr>
+        <w:pStyle w:val="ListBullet"/>
+        <w:spacing w:line="240" w:lineRule="auto"/>
+        <w:ind w:left="720"/>
+      </w:pPr>
+      <w:r>
+        <w:rPr>
+          <w:lang w:val="gu_IN" w:bidi="gu_IN"/>
+        </w:rPr>
+      </w:r>
+      <w:r>
+        <w:rPr>
+          <w:lang w:val="gu_IN" w:bidi="gu_IN"/>
+        </w:rPr>
+        <w:t>માથ્થી 26:36–38</w:t>
+      </w:r>
     </w:p>
     <w:p>
       <w:pPr>
@@ -1689,138 +1617,102 @@
           <w:lang w:val="gu_IN" w:bidi="gu_IN"/>
         </w:rPr>
       </w:r>
-      <w:hyperlink r:id="rId25">
-        <w:r>
-          <w:rPr>
-            <w:lang w:val="gu_IN" w:bidi="gu_IN"/>
-          </w:rPr>
-          <w:rPr>
-            <w:color w:val="0000EE"/>
-            <w:u w:val="single"/>
-          </w:rPr>
-          <w:t>લૂક 9:28–29</w:t>
-        </w:r>
-      </w:hyperlink>
-    </w:p>
-    <w:p>
-      <w:pPr>
-        <w:pStyle w:val="ListBullet"/>
-        <w:spacing w:line="240" w:lineRule="auto"/>
-        <w:ind w:left="720"/>
-      </w:pPr>
-      <w:r>
-        <w:rPr>
-          <w:lang w:val="gu_IN" w:bidi="gu_IN"/>
-        </w:rPr>
-      </w:r>
-      <w:hyperlink r:id="rId26">
-        <w:r>
-          <w:rPr>
-            <w:lang w:val="gu_IN" w:bidi="gu_IN"/>
-          </w:rPr>
-          <w:rPr>
-            <w:color w:val="0000EE"/>
-            <w:u w:val="single"/>
-          </w:rPr>
-          <w:t>માર્ક 1:19–20</w:t>
-        </w:r>
-      </w:hyperlink>
-    </w:p>
-    <w:p>
-      <w:pPr>
-        <w:pStyle w:val="ListBullet"/>
-        <w:spacing w:line="240" w:lineRule="auto"/>
-        <w:ind w:left="720"/>
-      </w:pPr>
-      <w:r>
-        <w:rPr>
-          <w:lang w:val="gu_IN" w:bidi="gu_IN"/>
-        </w:rPr>
-      </w:r>
-      <w:hyperlink r:id="rId27">
-        <w:r>
-          <w:rPr>
-            <w:lang w:val="gu_IN" w:bidi="gu_IN"/>
-          </w:rPr>
-          <w:rPr>
-            <w:color w:val="0000EE"/>
-            <w:u w:val="single"/>
-          </w:rPr>
-          <w:t>માર્ક 1:29–31</w:t>
-        </w:r>
-      </w:hyperlink>
-    </w:p>
-    <w:p>
-      <w:pPr>
-        <w:pStyle w:val="ListBullet"/>
-        <w:spacing w:line="240" w:lineRule="auto"/>
-        <w:ind w:left="720"/>
-      </w:pPr>
-      <w:r>
-        <w:rPr>
-          <w:lang w:val="gu_IN" w:bidi="gu_IN"/>
-        </w:rPr>
-      </w:r>
-      <w:hyperlink r:id="rId28">
-        <w:r>
-          <w:rPr>
-            <w:lang w:val="gu_IN" w:bidi="gu_IN"/>
-          </w:rPr>
-          <w:rPr>
-            <w:color w:val="0000EE"/>
-            <w:u w:val="single"/>
-          </w:rPr>
-          <w:t>માર્ક 3:17–19</w:t>
-        </w:r>
-      </w:hyperlink>
-    </w:p>
-    <w:p>
-      <w:pPr>
-        <w:pStyle w:val="ListBullet"/>
-        <w:spacing w:line="240" w:lineRule="auto"/>
-        <w:ind w:left="720"/>
-      </w:pPr>
-      <w:r>
-        <w:rPr>
-          <w:lang w:val="gu_IN" w:bidi="gu_IN"/>
-        </w:rPr>
-      </w:r>
-      <w:hyperlink r:id="rId29">
-        <w:r>
-          <w:rPr>
-            <w:lang w:val="gu_IN" w:bidi="gu_IN"/>
-          </w:rPr>
-          <w:rPr>
-            <w:color w:val="0000EE"/>
-            <w:u w:val="single"/>
-          </w:rPr>
-          <w:t>માથ્થી 4:21–22</w:t>
-        </w:r>
-      </w:hyperlink>
-    </w:p>
-    <w:p>
-      <w:pPr>
-        <w:pStyle w:val="ListBullet"/>
-        <w:spacing w:line="240" w:lineRule="auto"/>
-        <w:ind w:left="720"/>
-      </w:pPr>
-      <w:r>
-        <w:rPr>
-          <w:lang w:val="gu_IN" w:bidi="gu_IN"/>
-        </w:rPr>
-      </w:r>
-      <w:hyperlink r:id="rId30">
-        <w:r>
-          <w:rPr>
-            <w:lang w:val="gu_IN" w:bidi="gu_IN"/>
-          </w:rPr>
-          <w:rPr>
-            <w:color w:val="0000EE"/>
-            <w:u w:val="single"/>
-          </w:rPr>
-          <w:t>માથ્થી 17:1–2</w:t>
-        </w:r>
-      </w:hyperlink>
+      <w:r>
+        <w:rPr>
+          <w:lang w:val="gu_IN" w:bidi="gu_IN"/>
+        </w:rPr>
+        <w:t>લૂક 9:28–29</w:t>
+      </w:r>
+    </w:p>
+    <w:p>
+      <w:pPr>
+        <w:pStyle w:val="ListBullet"/>
+        <w:spacing w:line="240" w:lineRule="auto"/>
+        <w:ind w:left="720"/>
+      </w:pPr>
+      <w:r>
+        <w:rPr>
+          <w:lang w:val="gu_IN" w:bidi="gu_IN"/>
+        </w:rPr>
+      </w:r>
+      <w:r>
+        <w:rPr>
+          <w:lang w:val="gu_IN" w:bidi="gu_IN"/>
+        </w:rPr>
+        <w:t>માર્ક 1:19–20</w:t>
+      </w:r>
+    </w:p>
+    <w:p>
+      <w:pPr>
+        <w:pStyle w:val="ListBullet"/>
+        <w:spacing w:line="240" w:lineRule="auto"/>
+        <w:ind w:left="720"/>
+      </w:pPr>
+      <w:r>
+        <w:rPr>
+          <w:lang w:val="gu_IN" w:bidi="gu_IN"/>
+        </w:rPr>
+      </w:r>
+      <w:r>
+        <w:rPr>
+          <w:lang w:val="gu_IN" w:bidi="gu_IN"/>
+        </w:rPr>
+        <w:t>માર્ક 1:29–31</w:t>
+      </w:r>
+    </w:p>
+    <w:p>
+      <w:pPr>
+        <w:pStyle w:val="ListBullet"/>
+        <w:spacing w:line="240" w:lineRule="auto"/>
+        <w:ind w:left="720"/>
+      </w:pPr>
+      <w:r>
+        <w:rPr>
+          <w:lang w:val="gu_IN" w:bidi="gu_IN"/>
+        </w:rPr>
+      </w:r>
+      <w:r>
+        <w:rPr>
+          <w:lang w:val="gu_IN" w:bidi="gu_IN"/>
+        </w:rPr>
+        <w:t>માર્ક 3:17–19</w:t>
+      </w:r>
+    </w:p>
+    <w:p>
+      <w:pPr>
+        <w:pStyle w:val="ListBullet"/>
+        <w:spacing w:line="240" w:lineRule="auto"/>
+        <w:ind w:left="720"/>
+      </w:pPr>
+      <w:r>
+        <w:rPr>
+          <w:lang w:val="gu_IN" w:bidi="gu_IN"/>
+        </w:rPr>
+      </w:r>
+      <w:r>
+        <w:rPr>
+          <w:lang w:val="gu_IN" w:bidi="gu_IN"/>
+        </w:rPr>
+        <w:t>માથ્થી 4:21–22</w:t>
+      </w:r>
+    </w:p>
+    <w:p>
+      <w:pPr>
+        <w:pStyle w:val="ListBullet"/>
+        <w:spacing w:line="240" w:lineRule="auto"/>
+        <w:ind w:left="720"/>
+      </w:pPr>
+      <w:r>
+        <w:rPr>
+          <w:lang w:val="gu_IN" w:bidi="gu_IN"/>
+        </w:rPr>
+      </w:r>
+      <w:r>
+        <w:rPr>
+          <w:lang w:val="gu_IN" w:bidi="gu_IN"/>
+        </w:rPr>
+        <w:t>માથ્થી 17:1–2</w:t>
+      </w:r>
     </w:p>
     <w:p>
       <w:pPr>
@@ -2056,138 +1948,102 @@
           <w:lang w:val="gu_IN" w:bidi="gu_IN"/>
         </w:rPr>
       </w:r>
-      <w:hyperlink r:id="rId31">
-        <w:r>
-          <w:rPr>
-            <w:lang w:val="gu_IN" w:bidi="gu_IN"/>
-          </w:rPr>
-          <w:rPr>
-            <w:color w:val="0000EE"/>
-            <w:u w:val="single"/>
-          </w:rPr>
-          <w:t>નિર્ગમન 1:1–5</w:t>
-        </w:r>
-      </w:hyperlink>
-    </w:p>
-    <w:p>
-      <w:pPr>
-        <w:pStyle w:val="ListBullet"/>
-        <w:spacing w:line="240" w:lineRule="auto"/>
-        <w:ind w:left="720"/>
-      </w:pPr>
-      <w:r>
-        <w:rPr>
-          <w:lang w:val="gu_IN" w:bidi="gu_IN"/>
-        </w:rPr>
-      </w:r>
-      <w:hyperlink r:id="rId32">
-        <w:r>
-          <w:rPr>
-            <w:lang w:val="gu_IN" w:bidi="gu_IN"/>
-          </w:rPr>
-          <w:rPr>
-            <w:color w:val="0000EE"/>
-            <w:u w:val="single"/>
-          </w:rPr>
-          <w:t>ઉત્પત્તિ 30:19–21</w:t>
-        </w:r>
-      </w:hyperlink>
-    </w:p>
-    <w:p>
-      <w:pPr>
-        <w:pStyle w:val="ListBullet"/>
-        <w:spacing w:line="240" w:lineRule="auto"/>
-        <w:ind w:left="720"/>
-      </w:pPr>
-      <w:r>
-        <w:rPr>
-          <w:lang w:val="gu_IN" w:bidi="gu_IN"/>
-        </w:rPr>
-      </w:r>
-      <w:hyperlink r:id="rId33">
-        <w:r>
-          <w:rPr>
-            <w:lang w:val="gu_IN" w:bidi="gu_IN"/>
-          </w:rPr>
-          <w:rPr>
-            <w:color w:val="0000EE"/>
-            <w:u w:val="single"/>
-          </w:rPr>
-          <w:t>યશાયા 9:1–2</w:t>
-        </w:r>
-      </w:hyperlink>
-    </w:p>
-    <w:p>
-      <w:pPr>
-        <w:pStyle w:val="ListBullet"/>
-        <w:spacing w:line="240" w:lineRule="auto"/>
-        <w:ind w:left="720"/>
-      </w:pPr>
-      <w:r>
-        <w:rPr>
-          <w:lang w:val="gu_IN" w:bidi="gu_IN"/>
-        </w:rPr>
-      </w:r>
-      <w:hyperlink r:id="rId34">
-        <w:r>
-          <w:rPr>
-            <w:lang w:val="gu_IN" w:bidi="gu_IN"/>
-          </w:rPr>
-          <w:rPr>
-            <w:color w:val="0000EE"/>
-            <w:u w:val="single"/>
-          </w:rPr>
-          <w:t>ન્યાયાધીશો 4:10</w:t>
-        </w:r>
-      </w:hyperlink>
-    </w:p>
-    <w:p>
-      <w:pPr>
-        <w:pStyle w:val="ListBullet"/>
-        <w:spacing w:line="240" w:lineRule="auto"/>
-        <w:ind w:left="720"/>
-      </w:pPr>
-      <w:r>
-        <w:rPr>
-          <w:lang w:val="gu_IN" w:bidi="gu_IN"/>
-        </w:rPr>
-      </w:r>
-      <w:hyperlink r:id="rId35">
-        <w:r>
-          <w:rPr>
-            <w:lang w:val="gu_IN" w:bidi="gu_IN"/>
-          </w:rPr>
-          <w:rPr>
-            <w:color w:val="0000EE"/>
-            <w:u w:val="single"/>
-          </w:rPr>
-          <w:t>માથ્થી 4:12–13</w:t>
-        </w:r>
-      </w:hyperlink>
-    </w:p>
-    <w:p>
-      <w:pPr>
-        <w:pStyle w:val="ListBullet"/>
-        <w:spacing w:line="240" w:lineRule="auto"/>
-        <w:ind w:left="720"/>
-      </w:pPr>
-      <w:r>
-        <w:rPr>
-          <w:lang w:val="gu_IN" w:bidi="gu_IN"/>
-        </w:rPr>
-      </w:r>
-      <w:hyperlink r:id="rId36">
-        <w:r>
-          <w:rPr>
-            <w:lang w:val="gu_IN" w:bidi="gu_IN"/>
-          </w:rPr>
-          <w:rPr>
-            <w:color w:val="0000EE"/>
-            <w:u w:val="single"/>
-          </w:rPr>
-          <w:t>માથ્થી 4:14–16</w:t>
-        </w:r>
-      </w:hyperlink>
+      <w:r>
+        <w:rPr>
+          <w:lang w:val="gu_IN" w:bidi="gu_IN"/>
+        </w:rPr>
+        <w:t>નિર્ગમન 1:1–5</w:t>
+      </w:r>
+    </w:p>
+    <w:p>
+      <w:pPr>
+        <w:pStyle w:val="ListBullet"/>
+        <w:spacing w:line="240" w:lineRule="auto"/>
+        <w:ind w:left="720"/>
+      </w:pPr>
+      <w:r>
+        <w:rPr>
+          <w:lang w:val="gu_IN" w:bidi="gu_IN"/>
+        </w:rPr>
+      </w:r>
+      <w:r>
+        <w:rPr>
+          <w:lang w:val="gu_IN" w:bidi="gu_IN"/>
+        </w:rPr>
+        <w:t>ઉત્પત્તિ 30:19–21</w:t>
+      </w:r>
+    </w:p>
+    <w:p>
+      <w:pPr>
+        <w:pStyle w:val="ListBullet"/>
+        <w:spacing w:line="240" w:lineRule="auto"/>
+        <w:ind w:left="720"/>
+      </w:pPr>
+      <w:r>
+        <w:rPr>
+          <w:lang w:val="gu_IN" w:bidi="gu_IN"/>
+        </w:rPr>
+      </w:r>
+      <w:r>
+        <w:rPr>
+          <w:lang w:val="gu_IN" w:bidi="gu_IN"/>
+        </w:rPr>
+        <w:t>યશાયા 9:1–2</w:t>
+      </w:r>
+    </w:p>
+    <w:p>
+      <w:pPr>
+        <w:pStyle w:val="ListBullet"/>
+        <w:spacing w:line="240" w:lineRule="auto"/>
+        <w:ind w:left="720"/>
+      </w:pPr>
+      <w:r>
+        <w:rPr>
+          <w:lang w:val="gu_IN" w:bidi="gu_IN"/>
+        </w:rPr>
+      </w:r>
+      <w:r>
+        <w:rPr>
+          <w:lang w:val="gu_IN" w:bidi="gu_IN"/>
+        </w:rPr>
+        <w:t>ન્યાયાધીશો 4:10</w:t>
+      </w:r>
+    </w:p>
+    <w:p>
+      <w:pPr>
+        <w:pStyle w:val="ListBullet"/>
+        <w:spacing w:line="240" w:lineRule="auto"/>
+        <w:ind w:left="720"/>
+      </w:pPr>
+      <w:r>
+        <w:rPr>
+          <w:lang w:val="gu_IN" w:bidi="gu_IN"/>
+        </w:rPr>
+      </w:r>
+      <w:r>
+        <w:rPr>
+          <w:lang w:val="gu_IN" w:bidi="gu_IN"/>
+        </w:rPr>
+        <w:t>માથ્થી 4:12–13</w:t>
+      </w:r>
+    </w:p>
+    <w:p>
+      <w:pPr>
+        <w:pStyle w:val="ListBullet"/>
+        <w:spacing w:line="240" w:lineRule="auto"/>
+        <w:ind w:left="720"/>
+      </w:pPr>
+      <w:r>
+        <w:rPr>
+          <w:lang w:val="gu_IN" w:bidi="gu_IN"/>
+        </w:rPr>
+      </w:r>
+      <w:r>
+        <w:rPr>
+          <w:lang w:val="gu_IN" w:bidi="gu_IN"/>
+        </w:rPr>
+        <w:t>માથ્થી 4:14–16</w:t>
+      </w:r>
     </w:p>
     <w:p>
       <w:pPr>
@@ -2398,114 +2254,84 @@
           <w:lang w:val="gu_IN" w:bidi="gu_IN"/>
         </w:rPr>
       </w:r>
-      <w:hyperlink r:id="rId37">
-        <w:r>
-          <w:rPr>
-            <w:lang w:val="gu_IN" w:bidi="gu_IN"/>
-          </w:rPr>
-          <w:rPr>
-            <w:color w:val="0000EE"/>
-            <w:u w:val="single"/>
-          </w:rPr>
-          <w:t>નિર્ગમન 28:4–5</w:t>
-        </w:r>
-      </w:hyperlink>
-    </w:p>
-    <w:p>
-      <w:pPr>
-        <w:pStyle w:val="ListBullet"/>
-        <w:spacing w:line="240" w:lineRule="auto"/>
-        <w:ind w:left="720"/>
-      </w:pPr>
-      <w:r>
-        <w:rPr>
-          <w:lang w:val="gu_IN" w:bidi="gu_IN"/>
-        </w:rPr>
-      </w:r>
-      <w:hyperlink r:id="rId38">
-        <w:r>
-          <w:rPr>
-            <w:lang w:val="gu_IN" w:bidi="gu_IN"/>
-          </w:rPr>
-          <w:rPr>
-            <w:color w:val="0000EE"/>
-            <w:u w:val="single"/>
-          </w:rPr>
-          <w:t>ઉત્પતિ 49:11,12</w:t>
-        </w:r>
-      </w:hyperlink>
-    </w:p>
-    <w:p>
-      <w:pPr>
-        <w:pStyle w:val="ListBullet"/>
-        <w:spacing w:line="240" w:lineRule="auto"/>
-        <w:ind w:left="720"/>
-      </w:pPr>
-      <w:r>
-        <w:rPr>
-          <w:lang w:val="gu_IN" w:bidi="gu_IN"/>
-        </w:rPr>
-      </w:r>
-      <w:hyperlink r:id="rId39">
-        <w:r>
-          <w:rPr>
-            <w:lang w:val="gu_IN" w:bidi="gu_IN"/>
-          </w:rPr>
-          <w:rPr>
-            <w:color w:val="0000EE"/>
-            <w:u w:val="single"/>
-          </w:rPr>
-          <w:t>લૂક 15:22–24</w:t>
-        </w:r>
-      </w:hyperlink>
-    </w:p>
-    <w:p>
-      <w:pPr>
-        <w:pStyle w:val="ListBullet"/>
-        <w:spacing w:line="240" w:lineRule="auto"/>
-        <w:ind w:left="720"/>
-      </w:pPr>
-      <w:r>
-        <w:rPr>
-          <w:lang w:val="gu_IN" w:bidi="gu_IN"/>
-        </w:rPr>
-      </w:r>
-      <w:hyperlink r:id="rId40">
-        <w:r>
-          <w:rPr>
-            <w:lang w:val="gu_IN" w:bidi="gu_IN"/>
-          </w:rPr>
-          <w:rPr>
-            <w:color w:val="0000EE"/>
-            <w:u w:val="single"/>
-          </w:rPr>
-          <w:t>લૂક 20:45–47</w:t>
-        </w:r>
-      </w:hyperlink>
-    </w:p>
-    <w:p>
-      <w:pPr>
-        <w:pStyle w:val="ListBullet"/>
-        <w:spacing w:line="240" w:lineRule="auto"/>
-        <w:ind w:left="720"/>
-      </w:pPr>
-      <w:r>
-        <w:rPr>
-          <w:lang w:val="gu_IN" w:bidi="gu_IN"/>
-        </w:rPr>
-      </w:r>
-      <w:hyperlink r:id="rId41">
-        <w:r>
-          <w:rPr>
-            <w:lang w:val="gu_IN" w:bidi="gu_IN"/>
-          </w:rPr>
-          <w:rPr>
-            <w:color w:val="0000EE"/>
-            <w:u w:val="single"/>
-          </w:rPr>
-          <w:t>માથ્થી 27:27–29</w:t>
-        </w:r>
-      </w:hyperlink>
+      <w:r>
+        <w:rPr>
+          <w:lang w:val="gu_IN" w:bidi="gu_IN"/>
+        </w:rPr>
+        <w:t>નિર્ગમન 28:4–5</w:t>
+      </w:r>
+    </w:p>
+    <w:p>
+      <w:pPr>
+        <w:pStyle w:val="ListBullet"/>
+        <w:spacing w:line="240" w:lineRule="auto"/>
+        <w:ind w:left="720"/>
+      </w:pPr>
+      <w:r>
+        <w:rPr>
+          <w:lang w:val="gu_IN" w:bidi="gu_IN"/>
+        </w:rPr>
+      </w:r>
+      <w:r>
+        <w:rPr>
+          <w:lang w:val="gu_IN" w:bidi="gu_IN"/>
+        </w:rPr>
+        <w:t>ઉત્પતિ 49:11,12</w:t>
+      </w:r>
+    </w:p>
+    <w:p>
+      <w:pPr>
+        <w:pStyle w:val="ListBullet"/>
+        <w:spacing w:line="240" w:lineRule="auto"/>
+        <w:ind w:left="720"/>
+      </w:pPr>
+      <w:r>
+        <w:rPr>
+          <w:lang w:val="gu_IN" w:bidi="gu_IN"/>
+        </w:rPr>
+      </w:r>
+      <w:r>
+        <w:rPr>
+          <w:lang w:val="gu_IN" w:bidi="gu_IN"/>
+        </w:rPr>
+        <w:t>લૂક 15:22–24</w:t>
+      </w:r>
+    </w:p>
+    <w:p>
+      <w:pPr>
+        <w:pStyle w:val="ListBullet"/>
+        <w:spacing w:line="240" w:lineRule="auto"/>
+        <w:ind w:left="720"/>
+      </w:pPr>
+      <w:r>
+        <w:rPr>
+          <w:lang w:val="gu_IN" w:bidi="gu_IN"/>
+        </w:rPr>
+      </w:r>
+      <w:r>
+        <w:rPr>
+          <w:lang w:val="gu_IN" w:bidi="gu_IN"/>
+        </w:rPr>
+        <w:t>લૂક 20:45–47</w:t>
+      </w:r>
+    </w:p>
+    <w:p>
+      <w:pPr>
+        <w:pStyle w:val="ListBullet"/>
+        <w:spacing w:line="240" w:lineRule="auto"/>
+        <w:ind w:left="720"/>
+      </w:pPr>
+      <w:r>
+        <w:rPr>
+          <w:lang w:val="gu_IN" w:bidi="gu_IN"/>
+        </w:rPr>
+      </w:r>
+      <w:r>
+        <w:rPr>
+          <w:lang w:val="gu_IN" w:bidi="gu_IN"/>
+        </w:rPr>
+        <w:t>માથ્થી 27:27–29</w:t>
+      </w:r>
     </w:p>
     <w:p>
       <w:pPr>
@@ -2843,114 +2669,84 @@
           <w:lang w:val="gu_IN" w:bidi="gu_IN"/>
         </w:rPr>
       </w:r>
-      <w:hyperlink r:id="rId42">
-        <w:r>
-          <w:rPr>
-            <w:lang w:val="gu_IN" w:bidi="gu_IN"/>
-          </w:rPr>
-          <w:rPr>
-            <w:color w:val="0000EE"/>
-            <w:u w:val="single"/>
-          </w:rPr>
-          <w:t>1 કાળવૃતાંત 3:19–21</w:t>
-        </w:r>
-      </w:hyperlink>
-    </w:p>
-    <w:p>
-      <w:pPr>
-        <w:pStyle w:val="ListBullet"/>
-        <w:spacing w:line="240" w:lineRule="auto"/>
-        <w:ind w:left="720"/>
-      </w:pPr>
-      <w:r>
-        <w:rPr>
-          <w:lang w:val="gu_IN" w:bidi="gu_IN"/>
-        </w:rPr>
-      </w:r>
-      <w:hyperlink r:id="rId43">
-        <w:r>
-          <w:rPr>
-            <w:lang w:val="gu_IN" w:bidi="gu_IN"/>
-          </w:rPr>
-          <w:rPr>
-            <w:color w:val="0000EE"/>
-            <w:u w:val="single"/>
-          </w:rPr>
-          <w:t>એઝરા 2:1–2</w:t>
-        </w:r>
-      </w:hyperlink>
-    </w:p>
-    <w:p>
-      <w:pPr>
-        <w:pStyle w:val="ListBullet"/>
-        <w:spacing w:line="240" w:lineRule="auto"/>
-        <w:ind w:left="720"/>
-      </w:pPr>
-      <w:r>
-        <w:rPr>
-          <w:lang w:val="gu_IN" w:bidi="gu_IN"/>
-        </w:rPr>
-      </w:r>
-      <w:hyperlink r:id="rId44">
-        <w:r>
-          <w:rPr>
-            <w:lang w:val="gu_IN" w:bidi="gu_IN"/>
-          </w:rPr>
-          <w:rPr>
-            <w:color w:val="0000EE"/>
-            <w:u w:val="single"/>
-          </w:rPr>
-          <w:t>એઝરા 3:8–9</w:t>
-        </w:r>
-      </w:hyperlink>
-    </w:p>
-    <w:p>
-      <w:pPr>
-        <w:pStyle w:val="ListBullet"/>
-        <w:spacing w:line="240" w:lineRule="auto"/>
-        <w:ind w:left="720"/>
-      </w:pPr>
-      <w:r>
-        <w:rPr>
-          <w:lang w:val="gu_IN" w:bidi="gu_IN"/>
-        </w:rPr>
-      </w:r>
-      <w:hyperlink r:id="rId45">
-        <w:r>
-          <w:rPr>
-            <w:lang w:val="gu_IN" w:bidi="gu_IN"/>
-          </w:rPr>
-          <w:rPr>
-            <w:color w:val="0000EE"/>
-            <w:u w:val="single"/>
-          </w:rPr>
-          <w:t>લૂક 3:27–29</w:t>
-        </w:r>
-      </w:hyperlink>
-    </w:p>
-    <w:p>
-      <w:pPr>
-        <w:pStyle w:val="ListBullet"/>
-        <w:spacing w:line="240" w:lineRule="auto"/>
-        <w:ind w:left="720"/>
-      </w:pPr>
-      <w:r>
-        <w:rPr>
-          <w:lang w:val="gu_IN" w:bidi="gu_IN"/>
-        </w:rPr>
-      </w:r>
-      <w:hyperlink r:id="rId46">
-        <w:r>
-          <w:rPr>
-            <w:lang w:val="gu_IN" w:bidi="gu_IN"/>
-          </w:rPr>
-          <w:rPr>
-            <w:color w:val="0000EE"/>
-            <w:u w:val="single"/>
-          </w:rPr>
-          <w:t>માથ્થી 1:12–14</w:t>
-        </w:r>
-      </w:hyperlink>
+      <w:r>
+        <w:rPr>
+          <w:lang w:val="gu_IN" w:bidi="gu_IN"/>
+        </w:rPr>
+        <w:t>1 કાળવૃતાંત 3:19–21</w:t>
+      </w:r>
+    </w:p>
+    <w:p>
+      <w:pPr>
+        <w:pStyle w:val="ListBullet"/>
+        <w:spacing w:line="240" w:lineRule="auto"/>
+        <w:ind w:left="720"/>
+      </w:pPr>
+      <w:r>
+        <w:rPr>
+          <w:lang w:val="gu_IN" w:bidi="gu_IN"/>
+        </w:rPr>
+      </w:r>
+      <w:r>
+        <w:rPr>
+          <w:lang w:val="gu_IN" w:bidi="gu_IN"/>
+        </w:rPr>
+        <w:t>એઝરા 2:1–2</w:t>
+      </w:r>
+    </w:p>
+    <w:p>
+      <w:pPr>
+        <w:pStyle w:val="ListBullet"/>
+        <w:spacing w:line="240" w:lineRule="auto"/>
+        <w:ind w:left="720"/>
+      </w:pPr>
+      <w:r>
+        <w:rPr>
+          <w:lang w:val="gu_IN" w:bidi="gu_IN"/>
+        </w:rPr>
+      </w:r>
+      <w:r>
+        <w:rPr>
+          <w:lang w:val="gu_IN" w:bidi="gu_IN"/>
+        </w:rPr>
+        <w:t>એઝરા 3:8–9</w:t>
+      </w:r>
+    </w:p>
+    <w:p>
+      <w:pPr>
+        <w:pStyle w:val="ListBullet"/>
+        <w:spacing w:line="240" w:lineRule="auto"/>
+        <w:ind w:left="720"/>
+      </w:pPr>
+      <w:r>
+        <w:rPr>
+          <w:lang w:val="gu_IN" w:bidi="gu_IN"/>
+        </w:rPr>
+      </w:r>
+      <w:r>
+        <w:rPr>
+          <w:lang w:val="gu_IN" w:bidi="gu_IN"/>
+        </w:rPr>
+        <w:t>લૂક 3:27–29</w:t>
+      </w:r>
+    </w:p>
+    <w:p>
+      <w:pPr>
+        <w:pStyle w:val="ListBullet"/>
+        <w:spacing w:line="240" w:lineRule="auto"/>
+        <w:ind w:left="720"/>
+      </w:pPr>
+      <w:r>
+        <w:rPr>
+          <w:lang w:val="gu_IN" w:bidi="gu_IN"/>
+        </w:rPr>
+      </w:r>
+      <w:r>
+        <w:rPr>
+          <w:lang w:val="gu_IN" w:bidi="gu_IN"/>
+        </w:rPr>
+        <w:t>માથ્થી 1:12–14</w:t>
+      </w:r>
     </w:p>
     <w:p>
       <w:pPr>
@@ -3169,138 +2965,102 @@
           <w:lang w:val="gu_IN" w:bidi="gu_IN"/>
         </w:rPr>
       </w:r>
-      <w:hyperlink r:id="rId47">
-        <w:r>
-          <w:rPr>
-            <w:lang w:val="gu_IN" w:bidi="gu_IN"/>
-          </w:rPr>
-          <w:rPr>
-            <w:color w:val="0000EE"/>
-            <w:u w:val="single"/>
-          </w:rPr>
-          <w:t>2 રાજાઓ 13:6–7</w:t>
-        </w:r>
-      </w:hyperlink>
-    </w:p>
-    <w:p>
-      <w:pPr>
-        <w:pStyle w:val="ListBullet"/>
-        <w:spacing w:line="240" w:lineRule="auto"/>
-        <w:ind w:left="720"/>
-      </w:pPr>
-      <w:r>
-        <w:rPr>
-          <w:lang w:val="gu_IN" w:bidi="gu_IN"/>
-        </w:rPr>
-      </w:r>
-      <w:hyperlink r:id="rId48">
-        <w:r>
-          <w:rPr>
-            <w:lang w:val="gu_IN" w:bidi="gu_IN"/>
-          </w:rPr>
-          <w:rPr>
-            <w:color w:val="0000EE"/>
-            <w:u w:val="single"/>
-          </w:rPr>
-          <w:t>2 શમુએલ 24:15–16</w:t>
-        </w:r>
-      </w:hyperlink>
-    </w:p>
-    <w:p>
-      <w:pPr>
-        <w:pStyle w:val="ListBullet"/>
-        <w:spacing w:line="240" w:lineRule="auto"/>
-        <w:ind w:left="720"/>
-      </w:pPr>
-      <w:r>
-        <w:rPr>
-          <w:lang w:val="gu_IN" w:bidi="gu_IN"/>
-        </w:rPr>
-      </w:r>
-      <w:hyperlink r:id="rId49">
-        <w:r>
-          <w:rPr>
-            <w:lang w:val="gu_IN" w:bidi="gu_IN"/>
-          </w:rPr>
-          <w:rPr>
-            <w:color w:val="0000EE"/>
-            <w:u w:val="single"/>
-          </w:rPr>
-          <w:t>દાનિયેલ 2:34–35</w:t>
-        </w:r>
-      </w:hyperlink>
-    </w:p>
-    <w:p>
-      <w:pPr>
-        <w:pStyle w:val="ListBullet"/>
-        <w:spacing w:line="240" w:lineRule="auto"/>
-        <w:ind w:left="720"/>
-      </w:pPr>
-      <w:r>
-        <w:rPr>
-          <w:lang w:val="gu_IN" w:bidi="gu_IN"/>
-        </w:rPr>
-      </w:r>
-      <w:hyperlink r:id="rId50">
-        <w:r>
-          <w:rPr>
-            <w:lang w:val="gu_IN" w:bidi="gu_IN"/>
-          </w:rPr>
-          <w:rPr>
-            <w:color w:val="0000EE"/>
-            <w:u w:val="single"/>
-          </w:rPr>
-          <w:t>લુક 3:17</w:t>
-        </w:r>
-      </w:hyperlink>
-    </w:p>
-    <w:p>
-      <w:pPr>
-        <w:pStyle w:val="ListBullet"/>
-        <w:spacing w:line="240" w:lineRule="auto"/>
-        <w:ind w:left="720"/>
-      </w:pPr>
-      <w:r>
-        <w:rPr>
-          <w:lang w:val="gu_IN" w:bidi="gu_IN"/>
-        </w:rPr>
-      </w:r>
-      <w:hyperlink r:id="rId51">
-        <w:r>
-          <w:rPr>
-            <w:lang w:val="gu_IN" w:bidi="gu_IN"/>
-          </w:rPr>
-          <w:rPr>
-            <w:color w:val="0000EE"/>
-            <w:u w:val="single"/>
-          </w:rPr>
-          <w:t>માથ્થી 3:10–12</w:t>
-        </w:r>
-      </w:hyperlink>
-    </w:p>
-    <w:p>
-      <w:pPr>
-        <w:pStyle w:val="ListBullet"/>
-        <w:spacing w:line="240" w:lineRule="auto"/>
-        <w:ind w:left="720"/>
-      </w:pPr>
-      <w:r>
-        <w:rPr>
-          <w:lang w:val="gu_IN" w:bidi="gu_IN"/>
-        </w:rPr>
-      </w:r>
-      <w:hyperlink r:id="rId52">
-        <w:r>
-          <w:rPr>
-            <w:lang w:val="gu_IN" w:bidi="gu_IN"/>
-          </w:rPr>
-          <w:rPr>
-            <w:color w:val="0000EE"/>
-            <w:u w:val="single"/>
-          </w:rPr>
-          <w:t>રૂથ 3:1–2</w:t>
-        </w:r>
-      </w:hyperlink>
+      <w:r>
+        <w:rPr>
+          <w:lang w:val="gu_IN" w:bidi="gu_IN"/>
+        </w:rPr>
+        <w:t>2 રાજાઓ 13:6–7</w:t>
+      </w:r>
+    </w:p>
+    <w:p>
+      <w:pPr>
+        <w:pStyle w:val="ListBullet"/>
+        <w:spacing w:line="240" w:lineRule="auto"/>
+        <w:ind w:left="720"/>
+      </w:pPr>
+      <w:r>
+        <w:rPr>
+          <w:lang w:val="gu_IN" w:bidi="gu_IN"/>
+        </w:rPr>
+      </w:r>
+      <w:r>
+        <w:rPr>
+          <w:lang w:val="gu_IN" w:bidi="gu_IN"/>
+        </w:rPr>
+        <w:t>2 શમુએલ 24:15–16</w:t>
+      </w:r>
+    </w:p>
+    <w:p>
+      <w:pPr>
+        <w:pStyle w:val="ListBullet"/>
+        <w:spacing w:line="240" w:lineRule="auto"/>
+        <w:ind w:left="720"/>
+      </w:pPr>
+      <w:r>
+        <w:rPr>
+          <w:lang w:val="gu_IN" w:bidi="gu_IN"/>
+        </w:rPr>
+      </w:r>
+      <w:r>
+        <w:rPr>
+          <w:lang w:val="gu_IN" w:bidi="gu_IN"/>
+        </w:rPr>
+        <w:t>દાનિયેલ 2:34–35</w:t>
+      </w:r>
+    </w:p>
+    <w:p>
+      <w:pPr>
+        <w:pStyle w:val="ListBullet"/>
+        <w:spacing w:line="240" w:lineRule="auto"/>
+        <w:ind w:left="720"/>
+      </w:pPr>
+      <w:r>
+        <w:rPr>
+          <w:lang w:val="gu_IN" w:bidi="gu_IN"/>
+        </w:rPr>
+      </w:r>
+      <w:r>
+        <w:rPr>
+          <w:lang w:val="gu_IN" w:bidi="gu_IN"/>
+        </w:rPr>
+        <w:t>લુક 3:17</w:t>
+      </w:r>
+    </w:p>
+    <w:p>
+      <w:pPr>
+        <w:pStyle w:val="ListBullet"/>
+        <w:spacing w:line="240" w:lineRule="auto"/>
+        <w:ind w:left="720"/>
+      </w:pPr>
+      <w:r>
+        <w:rPr>
+          <w:lang w:val="gu_IN" w:bidi="gu_IN"/>
+        </w:rPr>
+      </w:r>
+      <w:r>
+        <w:rPr>
+          <w:lang w:val="gu_IN" w:bidi="gu_IN"/>
+        </w:rPr>
+        <w:t>માથ્થી 3:10–12</w:t>
+      </w:r>
+    </w:p>
+    <w:p>
+      <w:pPr>
+        <w:pStyle w:val="ListBullet"/>
+        <w:spacing w:line="240" w:lineRule="auto"/>
+        <w:ind w:left="720"/>
+      </w:pPr>
+      <w:r>
+        <w:rPr>
+          <w:lang w:val="gu_IN" w:bidi="gu_IN"/>
+        </w:rPr>
+      </w:r>
+      <w:r>
+        <w:rPr>
+          <w:lang w:val="gu_IN" w:bidi="gu_IN"/>
+        </w:rPr>
+        <w:t>રૂથ 3:1–2</w:t>
+      </w:r>
     </w:p>
     <w:p>
       <w:pPr>
@@ -3590,162 +3350,120 @@
           <w:lang w:val="gu_IN" w:bidi="gu_IN"/>
         </w:rPr>
       </w:r>
-      <w:hyperlink r:id="rId53">
-        <w:r>
-          <w:rPr>
-            <w:lang w:val="gu_IN" w:bidi="gu_IN"/>
-          </w:rPr>
-          <w:rPr>
-            <w:color w:val="0000EE"/>
-            <w:u w:val="single"/>
-          </w:rPr>
-          <w:t>પ્રેરિતોનાં કૃત્યો 15:10–11</w:t>
-        </w:r>
-      </w:hyperlink>
-    </w:p>
-    <w:p>
-      <w:pPr>
-        <w:pStyle w:val="ListBullet"/>
-        <w:spacing w:line="240" w:lineRule="auto"/>
-        <w:ind w:left="720"/>
-      </w:pPr>
-      <w:r>
-        <w:rPr>
-          <w:lang w:val="gu_IN" w:bidi="gu_IN"/>
-        </w:rPr>
-      </w:r>
-      <w:hyperlink r:id="rId54">
-        <w:r>
-          <w:rPr>
-            <w:lang w:val="gu_IN" w:bidi="gu_IN"/>
-          </w:rPr>
-          <w:rPr>
-            <w:color w:val="0000EE"/>
-            <w:u w:val="single"/>
-          </w:rPr>
-          <w:t>ગલાતી 5:1–2</w:t>
-        </w:r>
-      </w:hyperlink>
-    </w:p>
-    <w:p>
-      <w:pPr>
-        <w:pStyle w:val="ListBullet"/>
-        <w:spacing w:line="240" w:lineRule="auto"/>
-        <w:ind w:left="720"/>
-      </w:pPr>
-      <w:r>
-        <w:rPr>
-          <w:lang w:val="gu_IN" w:bidi="gu_IN"/>
-        </w:rPr>
-      </w:r>
-      <w:hyperlink r:id="rId55">
-        <w:r>
-          <w:rPr>
-            <w:lang w:val="gu_IN" w:bidi="gu_IN"/>
-          </w:rPr>
-          <w:rPr>
-            <w:color w:val="0000EE"/>
-            <w:u w:val="single"/>
-          </w:rPr>
-          <w:t>ઉત્પત્તિ 27:39–40</w:t>
-        </w:r>
-      </w:hyperlink>
-    </w:p>
-    <w:p>
-      <w:pPr>
-        <w:pStyle w:val="ListBullet"/>
-        <w:spacing w:line="240" w:lineRule="auto"/>
-        <w:ind w:left="720"/>
-      </w:pPr>
-      <w:r>
-        <w:rPr>
-          <w:lang w:val="gu_IN" w:bidi="gu_IN"/>
-        </w:rPr>
-      </w:r>
-      <w:hyperlink r:id="rId56">
-        <w:r>
-          <w:rPr>
-            <w:lang w:val="gu_IN" w:bidi="gu_IN"/>
-          </w:rPr>
-          <w:rPr>
-            <w:color w:val="0000EE"/>
-            <w:u w:val="single"/>
-          </w:rPr>
-          <w:t>યશાયા 9:4–5</w:t>
-        </w:r>
-      </w:hyperlink>
-    </w:p>
-    <w:p>
-      <w:pPr>
-        <w:pStyle w:val="ListBullet"/>
-        <w:spacing w:line="240" w:lineRule="auto"/>
-        <w:ind w:left="720"/>
-      </w:pPr>
-      <w:r>
-        <w:rPr>
-          <w:lang w:val="gu_IN" w:bidi="gu_IN"/>
-        </w:rPr>
-      </w:r>
-      <w:hyperlink r:id="rId57">
-        <w:r>
-          <w:rPr>
-            <w:lang w:val="gu_IN" w:bidi="gu_IN"/>
-          </w:rPr>
-          <w:rPr>
-            <w:color w:val="0000EE"/>
-            <w:u w:val="single"/>
-          </w:rPr>
-          <w:t>યર્મિયા 27:1–4</w:t>
-        </w:r>
-      </w:hyperlink>
-    </w:p>
-    <w:p>
-      <w:pPr>
-        <w:pStyle w:val="ListBullet"/>
-        <w:spacing w:line="240" w:lineRule="auto"/>
-        <w:ind w:left="720"/>
-      </w:pPr>
-      <w:r>
-        <w:rPr>
-          <w:lang w:val="gu_IN" w:bidi="gu_IN"/>
-        </w:rPr>
-      </w:r>
-      <w:hyperlink r:id="rId58">
-        <w:r>
-          <w:rPr>
-            <w:lang w:val="gu_IN" w:bidi="gu_IN"/>
-          </w:rPr>
-          <w:rPr>
-            <w:color w:val="0000EE"/>
-            <w:u w:val="single"/>
-          </w:rPr>
-          <w:t>માથ્થી 11:28–30</w:t>
-        </w:r>
-      </w:hyperlink>
-    </w:p>
-    <w:p>
-      <w:pPr>
-        <w:pStyle w:val="ListBullet"/>
-        <w:spacing w:line="240" w:lineRule="auto"/>
-        <w:ind w:left="720"/>
-      </w:pPr>
-      <w:r>
-        <w:rPr>
-          <w:lang w:val="gu_IN" w:bidi="gu_IN"/>
-        </w:rPr>
-      </w:r>
-      <w:hyperlink r:id="rId59">
-        <w:r>
-          <w:rPr>
-            <w:lang w:val="gu_IN" w:bidi="gu_IN"/>
-          </w:rPr>
-          <w:rPr>
-            <w:color w:val="0000EE"/>
-            <w:u w:val="single"/>
-          </w:rPr>
-          <w:t>ફિલિપી 4:1–3</w:t>
-        </w:r>
-      </w:hyperlink>
+      <w:r>
+        <w:rPr>
+          <w:lang w:val="gu_IN" w:bidi="gu_IN"/>
+        </w:rPr>
+        <w:t>પ્રેરિતોનાં કૃત્યો 15:10–11</w:t>
+      </w:r>
+    </w:p>
+    <w:p>
+      <w:pPr>
+        <w:pStyle w:val="ListBullet"/>
+        <w:spacing w:line="240" w:lineRule="auto"/>
+        <w:ind w:left="720"/>
+      </w:pPr>
+      <w:r>
+        <w:rPr>
+          <w:lang w:val="gu_IN" w:bidi="gu_IN"/>
+        </w:rPr>
+      </w:r>
+      <w:r>
+        <w:rPr>
+          <w:lang w:val="gu_IN" w:bidi="gu_IN"/>
+        </w:rPr>
+        <w:t>ગલાતી 5:1–2</w:t>
+      </w:r>
+    </w:p>
+    <w:p>
+      <w:pPr>
+        <w:pStyle w:val="ListBullet"/>
+        <w:spacing w:line="240" w:lineRule="auto"/>
+        <w:ind w:left="720"/>
+      </w:pPr>
+      <w:r>
+        <w:rPr>
+          <w:lang w:val="gu_IN" w:bidi="gu_IN"/>
+        </w:rPr>
+      </w:r>
+      <w:r>
+        <w:rPr>
+          <w:lang w:val="gu_IN" w:bidi="gu_IN"/>
+        </w:rPr>
+        <w:t>ઉત્પત્તિ 27:39–40</w:t>
+      </w:r>
+    </w:p>
+    <w:p>
+      <w:pPr>
+        <w:pStyle w:val="ListBullet"/>
+        <w:spacing w:line="240" w:lineRule="auto"/>
+        <w:ind w:left="720"/>
+      </w:pPr>
+      <w:r>
+        <w:rPr>
+          <w:lang w:val="gu_IN" w:bidi="gu_IN"/>
+        </w:rPr>
+      </w:r>
+      <w:r>
+        <w:rPr>
+          <w:lang w:val="gu_IN" w:bidi="gu_IN"/>
+        </w:rPr>
+        <w:t>યશાયા 9:4–5</w:t>
+      </w:r>
+    </w:p>
+    <w:p>
+      <w:pPr>
+        <w:pStyle w:val="ListBullet"/>
+        <w:spacing w:line="240" w:lineRule="auto"/>
+        <w:ind w:left="720"/>
+      </w:pPr>
+      <w:r>
+        <w:rPr>
+          <w:lang w:val="gu_IN" w:bidi="gu_IN"/>
+        </w:rPr>
+      </w:r>
+      <w:r>
+        <w:rPr>
+          <w:lang w:val="gu_IN" w:bidi="gu_IN"/>
+        </w:rPr>
+        <w:t>યર્મિયા 27:1–4</w:t>
+      </w:r>
+    </w:p>
+    <w:p>
+      <w:pPr>
+        <w:pStyle w:val="ListBullet"/>
+        <w:spacing w:line="240" w:lineRule="auto"/>
+        <w:ind w:left="720"/>
+      </w:pPr>
+      <w:r>
+        <w:rPr>
+          <w:lang w:val="gu_IN" w:bidi="gu_IN"/>
+        </w:rPr>
+      </w:r>
+      <w:r>
+        <w:rPr>
+          <w:lang w:val="gu_IN" w:bidi="gu_IN"/>
+        </w:rPr>
+        <w:t>માથ્થી 11:28–30</w:t>
+      </w:r>
+    </w:p>
+    <w:p>
+      <w:pPr>
+        <w:pStyle w:val="ListBullet"/>
+        <w:spacing w:line="240" w:lineRule="auto"/>
+        <w:ind w:left="720"/>
+      </w:pPr>
+      <w:r>
+        <w:rPr>
+          <w:lang w:val="gu_IN" w:bidi="gu_IN"/>
+        </w:rPr>
+      </w:r>
+      <w:r>
+        <w:rPr>
+          <w:lang w:val="gu_IN" w:bidi="gu_IN"/>
+        </w:rPr>
+        <w:t>ફિલિપી 4:1–3</w:t>
+      </w:r>
     </w:p>
     <w:p>
       <w:pPr>
